--- a/assets/docs/10_Google_Calendar_Sample_Schedule.docx
+++ b/assets/docs/10_Google_Calendar_Sample_Schedule.docx
@@ -3,71 +3,20 @@
 <w:document xmlns:wpc="http://schemas.microsoft.com/office/word/2010/wordprocessingCanvas" xmlns:mo="http://schemas.microsoft.com/office/mac/office/2008/main" xmlns:mc="http://schemas.openxmlformats.org/markup-compatibility/2006" xmlns:mv="urn:schemas-microsoft-com:mac:vml" xmlns:o="urn:schemas-microsoft-com:office:office" xmlns:r="http://schemas.openxmlformats.org/officeDocument/2006/relationships" xmlns:m="http://schemas.openxmlformats.org/officeDocument/2006/math" xmlns:v="urn:schemas-microsoft-com:vml" xmlns:wp14="http://schemas.microsoft.com/office/word/2010/wordprocessingDrawing" xmlns:wp="http://schemas.openxmlformats.org/drawingml/2006/wordprocessingDrawing" xmlns:w10="urn:schemas-microsoft-com:office:word" xmlns:w="http://schemas.openxmlformats.org/wordprocessingml/2006/main" xmlns:w14="http://schemas.microsoft.com/office/word/2010/wordml" xmlns:wpg="http://schemas.microsoft.com/office/word/2010/wordprocessingGroup" xmlns:wpi="http://schemas.microsoft.com/office/word/2010/wordprocessingInk" xmlns:wne="http://schemas.microsoft.com/office/word/2006/wordml" xmlns:wps="http://schemas.microsoft.com/office/word/2010/wordprocessingShape" mc:Ignorable="w14 wp14">
   <w:body>
     <w:p>
-      <w:pPr>
-        <w:pStyle w:val="Title"/>
-      </w:pPr>
       <w:r>
-        <w:t>BrightPath Client Calendar — Sample Weekly Schedule</w:t>
-      </w:r>
-    </w:p>
-    <w:p>
-      <w:r>
-        <w:t>SIMULATED PORTFOLIO PROJECT</w:t>
+        <w:rPr>
+          <w:b/>
+          <w:sz w:val="40"/>
+        </w:rPr>
+        <w:t>Google Calendar Sample Schedule</w:t>
       </w:r>
     </w:p>
     <w:p>
       <w:r>
         <w:rPr>
-          <w:b/>
+          <w:i/>
         </w:rPr>
-        <w:t xml:space="preserve">Monday, Aug 10 — </w:t>
-      </w:r>
-      <w:r>
-        <w:t>9:00 AM — Weekly Admin Review</w:t>
-      </w:r>
-    </w:p>
-    <w:p>
-      <w:r>
-        <w:rPr>
-          <w:b/>
-        </w:rPr>
-        <w:t xml:space="preserve">Tuesday, Aug 11 — </w:t>
-      </w:r>
-      <w:r>
-        <w:t>10:00 AM — Client Onboarding — Santos Events</w:t>
-      </w:r>
-    </w:p>
-    <w:p>
-      <w:r>
-        <w:rPr>
-          <w:b/>
-        </w:rPr>
-        <w:t xml:space="preserve">Wednesday, Aug 12 — </w:t>
-      </w:r>
-      <w:r>
-        <w:t>2:00 PM — Project Status Meeting — DC Marketing</w:t>
-      </w:r>
-    </w:p>
-    <w:p>
-      <w:r>
-        <w:rPr>
-          <w:b/>
-        </w:rPr>
-        <w:t xml:space="preserve">Thursday, Aug 13 — </w:t>
-      </w:r>
-      <w:r>
-        <w:t>11:00 AM — Invoice Follow-up</w:t>
-      </w:r>
-    </w:p>
-    <w:p>
-      <w:r>
-        <w:rPr>
-          <w:b/>
-        </w:rPr>
-        <w:t xml:space="preserve">Friday, Aug 14 — </w:t>
-      </w:r>
-      <w:r>
-        <w:t>3:00 PM — Weekly Administrative Report</w:t>
+        <w:t>BrightPath Creative Studio — Administrative VA</w:t>
       </w:r>
     </w:p>
     <w:p>
@@ -75,7 +24,7 @@
         <w:pStyle w:val="Heading1"/>
       </w:pPr>
       <w:r>
-        <w:t>Calendar Management Checklist</w:t>
+        <w:t>Recurring Schedule</w:t>
       </w:r>
     </w:p>
     <w:p>
@@ -83,7 +32,7 @@
         <w:pStyle w:val="ListBullet"/>
       </w:pPr>
       <w:r>
-        <w:t>Confirm date and time</w:t>
+        <w:t>Monday 9:00 AM — Weekly task review</w:t>
       </w:r>
     </w:p>
     <w:p>
@@ -91,7 +40,7 @@
         <w:pStyle w:val="ListBullet"/>
       </w:pPr>
       <w:r>
-        <w:t>Add meeting title</w:t>
+        <w:t>Tuesday 10:00 AM — Client follow-up block</w:t>
       </w:r>
     </w:p>
     <w:p>
@@ -99,7 +48,7 @@
         <w:pStyle w:val="ListBullet"/>
       </w:pPr>
       <w:r>
-        <w:t>Add relevant attendees</w:t>
+        <w:t>Wednesday 2:00 PM — File organization</w:t>
       </w:r>
     </w:p>
     <w:p>
@@ -107,7 +56,7 @@
         <w:pStyle w:val="ListBullet"/>
       </w:pPr>
       <w:r>
-        <w:t>Attach required documents</w:t>
+        <w:t>Thursday 10:00 AM — Client meeting</w:t>
       </w:r>
     </w:p>
     <w:p>
@@ -115,7 +64,15 @@
         <w:pStyle w:val="ListBullet"/>
       </w:pPr>
       <w:r>
-        <w:t>Add meeting agenda</w:t>
+        <w:t>Friday 3:00 PM — Weekly reporting and archive review</w:t>
+      </w:r>
+    </w:p>
+    <w:p>
+      <w:pPr>
+        <w:pStyle w:val="Heading1"/>
+      </w:pPr>
+      <w:r>
+        <w:t>Calendar Standards</w:t>
       </w:r>
     </w:p>
     <w:p>
@@ -123,7 +80,7 @@
         <w:pStyle w:val="ListBullet"/>
       </w:pPr>
       <w:r>
-        <w:t>Set reminder</w:t>
+        <w:t>Use clear event titles</w:t>
       </w:r>
     </w:p>
     <w:p>
@@ -131,12 +88,66 @@
         <w:pStyle w:val="ListBullet"/>
       </w:pPr>
       <w:r>
-        <w:t>Update appointment status after meeting</w:t>
+        <w:t>Include meeting links</w:t>
+      </w:r>
+    </w:p>
+    <w:p>
+      <w:pPr>
+        <w:pStyle w:val="ListBullet"/>
+      </w:pPr>
+      <w:r>
+        <w:t>Add attendees</w:t>
+      </w:r>
+    </w:p>
+    <w:p>
+      <w:pPr>
+        <w:pStyle w:val="ListBullet"/>
+      </w:pPr>
+      <w:r>
+        <w:t>Add reminders</w:t>
+      </w:r>
+    </w:p>
+    <w:p>
+      <w:pPr>
+        <w:pStyle w:val="ListBullet"/>
+      </w:pPr>
+      <w:r>
+        <w:t>Link relevant notes</w:t>
+      </w:r>
+    </w:p>
+    <w:p>
+      <w:pPr>
+        <w:pStyle w:val="ListBullet"/>
+      </w:pPr>
+      <w:r>
+        <w:t>Update or cancel promptly when plans change</w:t>
+      </w:r>
+    </w:p>
+    <w:p>
+      <w:pPr>
+        <w:pStyle w:val="Heading1"/>
+      </w:pPr>
+      <w:r>
+        <w:t>Sample Event</w:t>
+      </w:r>
+    </w:p>
+    <w:p>
+      <w:r>
+        <w:t>Client Weekly Check-in — BrightPath Creative Studio</w:t>
+        <w:br/>
+        <w:t>August 15, 2026 | 10:00–10:45 AM</w:t>
+        <w:br/>
+        <w:t>Agenda: task review, invoices, Drive organization, next priorities</w:t>
+      </w:r>
+    </w:p>
+    <w:p>
+      <w:r>
+        <w:t>SIMULATED PORTFOLIO PROJECT — All client names, records, and figures are fictional.</w:t>
       </w:r>
     </w:p>
     <w:sectPr>
       <w:pgSz w:w="12240" w:h="15840"/>
-      <w:pgMar w:top="1440" w:right="1800" w:bottom="1440" w:left="1800" w:header="720" w:footer="720" w:gutter="0"/>
+      <w:pgMar w:top="936" w:right="1800" w:bottom="936" w:left="1800" w:header="720" w:footer="720" w:gutter="0"/>
       <w:cols w:space="720"/>
       <w:docGrid w:linePitch="360"/>
     </w:sectPr>
